--- a/templates/institute_letter.docx
+++ b/templates/institute_letter.docx
@@ -460,76 +460,159 @@
         <w:spacing w:after="40"/>
       </w:pPr>
     </w:p>
-    <w:p>
-      <w:pPr>
-        <w:spacing w:after="20" w:before="0"/>
-        <w:bidi/>
-      </w:pPr>
-      <w:r>
-        <w:rPr>
-          <w:rFonts w:ascii="Tahoma" w:hAnsi="Tahoma" w:cs="Tahoma" w:eastAsia="Tahoma"/>
-          <w:rtl/>
-        </w:rPr>
-        <w:t>با سپاس</w:t>
-      </w:r>
-    </w:p>
-    <w:p>
-      <w:pPr>
-        <w:spacing w:after="20" w:before="0"/>
-        <w:bidi/>
-      </w:pPr>
-      <w:r>
-        <w:rPr>
-          <w:rFonts w:ascii="Tahoma" w:hAnsi="Tahoma" w:cs="Tahoma" w:eastAsia="Tahoma"/>
-          <w:rtl/>
-        </w:rPr>
-        <w:t>{{signer_name}}</w:t>
-      </w:r>
-    </w:p>
-    <w:p>
-      <w:pPr>
-        <w:spacing w:after="20" w:before="0"/>
-        <w:bidi/>
-      </w:pPr>
-      <w:r>
-        <w:rPr>
-          <w:rFonts w:ascii="Tahoma" w:hAnsi="Tahoma" w:cs="Tahoma" w:eastAsia="Tahoma"/>
-          <w:rtl/>
-        </w:rPr>
-        <w:t>{{signer_title}}</w:t>
-      </w:r>
-    </w:p>
-    <w:p>
-      <w:pPr>
-        <w:spacing w:after="20" w:before="0"/>
-        <w:bidi/>
-      </w:pPr>
-      <w:r>
-        <w:rPr>
-          <w:rFonts w:ascii="Tahoma" w:hAnsi="Tahoma" w:cs="Tahoma" w:eastAsia="Tahoma"/>
-          <w:rtl/>
-        </w:rPr>
-        <w:t>{{signer_phone|ltr}}</w:t>
-      </w:r>
-    </w:p>
-    <w:p>
-      <w:pPr>
-        <w:spacing w:after="20" w:before="0"/>
-        <w:bidi/>
-      </w:pPr>
-      <w:r>
-        <w:rPr>
-          <w:rFonts w:ascii="Tahoma" w:hAnsi="Tahoma" w:cs="Tahoma" w:eastAsia="Tahoma"/>
-          <w:rtl/>
-        </w:rPr>
-        <w:t>{{signer_email|ltr}}</w:t>
-      </w:r>
-    </w:p>
+    <w:tbl>
+      <w:tblPr>
+        <w:tblW w:type="auto" w:w="0"/>
+        <w:jc w:val="center"/>
+        <w:tblLayout w:type="fixed"/>
+        <w:tblLook w:firstColumn="1" w:firstRow="1" w:lastColumn="0" w:lastRow="0" w:noHBand="0" w:noVBand="1" w:val="04A0"/>
+        <w:tblCellMar>
+          <w:top w:w="60" w:type="dxa"/>
+          <w:bottom w:w="60" w:type="dxa"/>
+          <w:left w:w="100" w:type="dxa"/>
+          <w:right w:w="100" w:type="dxa"/>
+        </w:tblCellMar>
+        <w:bidiVisual/>
+      </w:tblPr>
+      <w:tblGrid>
+        <w:gridCol w:w="5669"/>
+        <w:gridCol w:w="3969"/>
+      </w:tblGrid>
+      <w:tr>
+        <w:tc>
+          <w:tcPr>
+            <w:tcW w:type="dxa" w:w="5669"/>
+          </w:tcPr>
+          <w:p/>
+        </w:tc>
+        <w:tc>
+          <w:tcPr>
+            <w:tcW w:type="dxa" w:w="3969"/>
+          </w:tcPr>
+          <w:p>
+            <w:pPr>
+              <w:spacing w:after="20" w:before="0"/>
+              <w:bidi/>
+              <w:jc w:val="center"/>
+            </w:pPr>
+            <w:r>
+              <w:rPr>
+                <w:rFonts w:ascii="Tahoma" w:hAnsi="Tahoma" w:cs="Tahoma" w:eastAsia="Tahoma"/>
+                <w:rtl/>
+              </w:rPr>
+              <w:t>با احترام</w:t>
+            </w:r>
+          </w:p>
+          <w:p>
+            <w:pPr>
+              <w:spacing w:after="20" w:before="0"/>
+              <w:bidi/>
+              <w:jc w:val="center"/>
+            </w:pPr>
+            <w:r>
+              <w:rPr>
+                <w:rFonts w:ascii="Tahoma" w:hAnsi="Tahoma" w:cs="Tahoma" w:eastAsia="Tahoma"/>
+                <w:rtl/>
+              </w:rPr>
+              <w:t>[[SIGNATURE_IMAGE]]</w:t>
+            </w:r>
+          </w:p>
+          <w:p>
+            <w:pPr>
+              <w:spacing w:after="20" w:before="0"/>
+              <w:bidi/>
+              <w:jc w:val="center"/>
+            </w:pPr>
+            <w:r>
+              <w:rPr>
+                <w:rFonts w:ascii="Tahoma" w:hAnsi="Tahoma" w:cs="Tahoma" w:eastAsia="Tahoma"/>
+                <w:b/>
+                <w:rtl/>
+                <w:bCs/>
+              </w:rPr>
+              <w:t>{{signer_name_fa}}</w:t>
+            </w:r>
+          </w:p>
+          <w:p>
+            <w:pPr>
+              <w:spacing w:after="20" w:before="0"/>
+              <w:bidi/>
+              <w:jc w:val="center"/>
+            </w:pPr>
+            <w:r>
+              <w:rPr>
+                <w:rFonts w:ascii="Tahoma" w:hAnsi="Tahoma" w:cs="Tahoma" w:eastAsia="Tahoma"/>
+                <w:rtl/>
+              </w:rPr>
+              <w:t>{{signer_title_fa}}</w:t>
+            </w:r>
+          </w:p>
+          <w:p>
+            <w:pPr>
+              <w:spacing w:after="20" w:before="0"/>
+              <w:bidi/>
+              <w:jc w:val="center"/>
+            </w:pPr>
+            <w:r>
+              <w:rPr>
+                <w:rFonts w:ascii="Tahoma" w:hAnsi="Tahoma" w:cs="Tahoma" w:eastAsia="Tahoma"/>
+                <w:b/>
+                <w:rtl/>
+                <w:bCs/>
+              </w:rPr>
+              <w:t>{{unit_fa}}</w:t>
+            </w:r>
+          </w:p>
+          <w:p>
+            <w:pPr>
+              <w:spacing w:after="20" w:before="0"/>
+              <w:bidi/>
+              <w:jc w:val="center"/>
+            </w:pPr>
+            <w:r>
+              <w:rPr>
+                <w:rFonts w:ascii="Tahoma" w:hAnsi="Tahoma" w:cs="Tahoma" w:eastAsia="Tahoma"/>
+                <w:rtl/>
+              </w:rPr>
+              <w:t>{{department_fa}}</w:t>
+            </w:r>
+          </w:p>
+          <w:p>
+            <w:pPr>
+              <w:spacing w:after="20" w:before="0"/>
+              <w:bidi/>
+              <w:jc w:val="center"/>
+            </w:pPr>
+            <w:r>
+              <w:rPr>
+                <w:rFonts w:ascii="Tahoma" w:hAnsi="Tahoma" w:cs="Tahoma" w:eastAsia="Tahoma"/>
+                <w:rtl/>
+              </w:rPr>
+              <w:t>{{signer_phone|ltr}}</w:t>
+            </w:r>
+          </w:p>
+          <w:p>
+            <w:pPr>
+              <w:spacing w:after="20" w:before="0"/>
+              <w:bidi/>
+              <w:jc w:val="center"/>
+            </w:pPr>
+            <w:r>
+              <w:rPr>
+                <w:rFonts w:ascii="Tahoma" w:hAnsi="Tahoma" w:cs="Tahoma" w:eastAsia="Tahoma"/>
+                <w:rtl/>
+              </w:rPr>
+              <w:t>{{signer_email|ltr}}</w:t>
+            </w:r>
+          </w:p>
+        </w:tc>
+      </w:tr>
+    </w:tbl>
     <w:sectPr>
       <w:headerReference w:type="default" r:id="rId9"/>
       <w:footerReference w:type="default" r:id="rId10"/>
       <w:pgSz w:w="11906" w:h="16838"/>
-      <w:pgMar w:top="2948" w:right="1134" w:bottom="1474" w:left="1134" w:header="283" w:footer="283" w:gutter="0"/>
+      <w:pgMar w:top="2665" w:right="1134" w:bottom="1361" w:left="1134" w:header="283" w:footer="283" w:gutter="0"/>
       <w:cols w:space="720"/>
       <w:docGrid w:linePitch="360"/>
     </w:sectPr>
